--- a/블로그글작성/판례/폐기물_대법원_시리즈/판례_대법원2012마1163_폐기물관리법위반이의.docx
+++ b/블로그글작성/판례/폐기물_대법원_시리즈/판례_대법원2012마1163_폐기물관리법위반이의.docx
@@ -222,7 +222,7 @@
           <w:rFonts w:ascii="맑은 고딕" w:hAnsi="맑은 고딕" w:eastAsia="맑은 고딕" w:cs="맑은 고딕"/>
           <w:color w:val="000000"/>
         </w:rPr>
-        <w:t>2. 판시사항</w:t>
+        <w:t>2. 쟁점</w:t>
       </w:r>
     </w:p>
     <w:p>
@@ -246,7 +246,59 @@
           <w:rFonts w:ascii="맑은 고딕" w:hAnsi="맑은 고딕" w:eastAsia="맑은 고딕" w:cs="맑은 고딕"/>
           <w:color w:val="000000"/>
         </w:rPr>
-        <w:t>3. 판결요지</w:t>
+        <w:t>3. 판단</w:t>
+      </w:r>
+    </w:p>
+    <w:p>
+      <w:r>
+        <w:rPr>
+          <w:rFonts w:ascii="맑은 고딕" w:hAnsi="맑은 고딕" w:eastAsia="맑은 고딕" w:cs="맑은 고딕"/>
+          <w:color w:val="000000"/>
+        </w:rPr>
+        <w:t>원심의 판단을 비교하여 보면, 단지 폐기물을 위 법령에 따른 보관 기준과 방법에 따라 보관하지 않았다는 점에서만 동일할 뿐, 보관 기준과 방법의 객체가 되는 폐기물이 고철과 침출수로 서로 달라 기본적 사실관계가 동일하지 않다고 할 것이다.</w:t>
+      </w:r>
+      <w:r>
+        <w:rPr>
+          <w:rFonts w:ascii="맑은 고딕" w:hAnsi="맑은 고딕" w:eastAsia="맑은 고딕" w:cs="맑은 고딕"/>
+          <w:color w:val="000000"/>
+        </w:rPr>
+        <w:br/>
+      </w:r>
+      <w:r>
+        <w:rPr>
+          <w:rFonts w:ascii="맑은 고딕" w:hAnsi="맑은 고딕" w:eastAsia="맑은 고딕" w:cs="맑은 고딕"/>
+          <w:color w:val="000000"/>
+        </w:rPr>
+        <w:t>그렇다면 원심으로서는 행정청의 과태료부과처분사유에 기초하여 고철이 폐기물인지와 폐기물이라면 위 법령의 보관 기준과 방법에 따라 보관하였는지에 관하여 심리하였어야 함에도 불구하고 이를 심리하지 아니한 채, 기본적 동일성이 인정되지 않는 다른 사실관계에 기초하여 판단함으로써 과태료재판의 심판 범위에 관한 법리를 오해하여 판결에 영향을 미친 잘못이 있다.</w:t>
+      </w:r>
+      <w:r>
+        <w:rPr>
+          <w:rFonts w:ascii="맑은 고딕" w:hAnsi="맑은 고딕" w:eastAsia="맑은 고딕" w:cs="맑은 고딕"/>
+          <w:color w:val="000000"/>
+        </w:rPr>
+        <w:br/>
+      </w:r>
+      <w:r>
+        <w:rPr>
+          <w:rFonts w:ascii="맑은 고딕" w:hAnsi="맑은 고딕" w:eastAsia="맑은 고딕" w:cs="맑은 고딕"/>
+          <w:color w:val="000000"/>
+        </w:rPr>
+        <w:t>3. 그러므로 원심결정을 파기하고, 사건을 다시 심리·판단하게 하기 위하여 원심법원에 환송하기로 하여, 관여 대법관의 일치된 의견으로</w:t>
+      </w:r>
+    </w:p>
+    <w:p/>
+    <w:p/>
+    <w:p>
+      <w:pPr>
+        <w:pStyle w:val="2"/>
+        <w:spacing w:before="80"/>
+      </w:pPr>
+      <w:r>
+        <w:rPr>
+          <w:rFonts w:ascii="맑은 고딕" w:hAnsi="맑은 고딕" w:eastAsia="맑은 고딕" w:cs="맑은 고딕"/>
+          <w:color w:val="000000"/>
+        </w:rPr>
+        <w:t>4. 판결요지</w:t>
       </w:r>
     </w:p>
     <w:p>
@@ -270,7 +322,7 @@
           <w:rFonts w:ascii="맑은 고딕" w:hAnsi="맑은 고딕" w:eastAsia="맑은 고딕" w:cs="맑은 고딕"/>
           <w:color w:val="000000"/>
         </w:rPr>
-        <w:t>4. 참조 조문</w:t>
+        <w:t>5. 참조 조문</w:t>
       </w:r>
     </w:p>
     <w:p>
@@ -292,7 +344,7 @@
           <w:rFonts w:ascii="맑은 고딕" w:hAnsi="맑은 고딕" w:eastAsia="맑은 고딕" w:cs="맑은 고딕"/>
           <w:color w:val="000000"/>
         </w:rPr>
-        <w:t>※ 본 정리는 국가법령정보센터 판례를 정리한 참고자료이며, 구체적 사안은 판결 원문과 전문가 검토가 필요합니다.</w:t>
+        <w:t>※ 본 정리는 국가법령정보센터 판례를 요약·정리한 참고자료이며, 구체적 사안은 판결 원문과 전문가 검토가 필요합니다.</w:t>
       </w:r>
     </w:p>
     <w:p>
@@ -305,7 +357,7 @@
           <w:color w:val="000000"/>
           <w:sz w:val="18"/>
         </w:rPr>
-        <w:t>태그  #폐기물관리법판례 #대법원판례 #2012마1163 #인허가서대리</w:t>
+        <w:t>태그  #폐기물관리법판례 #민사판례 #대법원판례 #2012년판례 #2012마1163 #환경법 #환경인허가 #인허가서대리 #서대리</w:t>
       </w:r>
     </w:p>
     <w:p>
